--- a/итог_2/АТТЕСТАЦИОННЫЙ ЛИСТ .docx
+++ b/итог_2/АТТЕСТАЦИОННЫЙ ЛИСТ .docx
@@ -216,78 +216,72 @@
         <w:rPr>
           <w:u w:val="single"/>
         </w:rPr>
-        <w:t>2</w:t>
+        <w:t>15</w:t>
+      </w:r>
+      <w:proofErr w:type="gramStart"/>
+      <w:r>
+        <w:t>_</w:t>
+      </w:r>
+      <w:r>
+        <w:t>»</w:t>
+      </w:r>
+      <w:r>
+        <w:t>_</w:t>
+      </w:r>
+      <w:proofErr w:type="gramEnd"/>
+      <w:r>
+        <w:t>___</w:t>
       </w:r>
       <w:r>
         <w:rPr>
           <w:u w:val="single"/>
         </w:rPr>
-        <w:t>0</w:t>
-      </w:r>
-      <w:proofErr w:type="gramStart"/>
+        <w:t>апреля</w:t>
+      </w:r>
+      <w:r>
+        <w:rPr>
+          <w:u w:val="single"/>
+        </w:rPr>
+        <w:t>________</w:t>
+      </w:r>
+      <w:r>
+        <w:t xml:space="preserve">  2</w:t>
+      </w:r>
+      <w:r>
+        <w:t>02</w:t>
+      </w:r>
+      <w:r>
+        <w:t>5</w:t>
+      </w:r>
+      <w:r>
+        <w:t xml:space="preserve"> </w:t>
+      </w:r>
+      <w:r>
+        <w:t>г. по «</w:t>
+      </w:r>
       <w:r>
         <w:t>_</w:t>
       </w:r>
       <w:r>
-        <w:t>»</w:t>
+        <w:rPr>
+          <w:u w:val="single"/>
+        </w:rPr>
+        <w:t>26</w:t>
       </w:r>
       <w:r>
         <w:t>_</w:t>
       </w:r>
-      <w:proofErr w:type="gramEnd"/>
-      <w:r>
-        <w:t>___</w:t>
+      <w:r>
+        <w:t xml:space="preserve"> » </w:t>
+      </w:r>
+      <w:r>
+        <w:t>_</w:t>
       </w:r>
       <w:r>
         <w:rPr>
           <w:u w:val="single"/>
         </w:rPr>
-        <w:t>мая</w:t>
-      </w:r>
-      <w:r>
-        <w:rPr>
-          <w:u w:val="single"/>
-        </w:rPr>
-        <w:t>________</w:t>
-      </w:r>
-      <w:r>
-        <w:t xml:space="preserve">  2</w:t>
-      </w:r>
-      <w:r>
-        <w:t>02</w:t>
-      </w:r>
-      <w:r>
-        <w:t>5</w:t>
-      </w:r>
-      <w:r>
-        <w:t xml:space="preserve"> </w:t>
-      </w:r>
-      <w:r>
-        <w:t>г. по «</w:t>
-      </w:r>
-      <w:r>
-        <w:t>_</w:t>
-      </w:r>
-      <w:r>
-        <w:rPr>
-          <w:u w:val="single"/>
-        </w:rPr>
-        <w:t>26</w:t>
-      </w:r>
-      <w:r>
-        <w:t>_</w:t>
-      </w:r>
-      <w:r>
-        <w:t xml:space="preserve"> » </w:t>
-      </w:r>
-      <w:r>
-        <w:t>_</w:t>
-      </w:r>
-      <w:r>
-        <w:rPr>
-          <w:u w:val="single"/>
-        </w:rPr>
-        <w:t>мая</w:t>
+        <w:t>апреля</w:t>
       </w:r>
       <w:r>
         <w:t>___202</w:t>
@@ -1895,7 +1889,7 @@
         <w:rPr>
           <w:u w:val="single"/>
         </w:rPr>
-        <w:t>26</w:t>
+        <w:t>20</w:t>
       </w:r>
       <w:proofErr w:type="gramStart"/>
       <w:r>
@@ -1909,7 +1903,7 @@
         <w:rPr>
           <w:u w:val="single"/>
         </w:rPr>
-        <w:t>мая</w:t>
+        <w:t>апреля</w:t>
       </w:r>
       <w:r>
         <w:t>_____________202</w:t>
